--- a/case-study.docx
+++ b/case-study.docx
@@ -25,7 +25,7 @@
         <w:pStyle w:val="FirstParagraph"/>
       </w:pPr>
       <w:r>
-        <w:t>Netco-expense is a frontend-only POC expense app built almost entirely with Feniks Build (OpenCode for Feniks), covering requirements elicitation, prototyping, and full implementation with a multi-layer test suite (unit, component, E2E, visual). It was built to stress-test Feniks as an agentic development tool, not to ship a product.</w:t>
+        <w:t>Netco-expense is a frontend-only POC expense app built almost entirely with Feniks Build (OpenCode for Feniks), covering requirements elicitation, prototyping, and full implementation with a multi-layer test suite (unit, component, E2E, visual). It was built to test Feniks as an agentic development tool, not to ship a product.</w:t>
       </w:r>
     </w:p>
     <w:p>
@@ -1147,8 +1147,17 @@
         <w:t>Once Feniks AI is installed and setup, users can choose whether to interact with the Graphical Interface, or the Terminal Interface. Sessions and capabilities are shared between interfaces, so users can switch back and forth as they like.</w:t>
       </w:r>
       <w:r>
-        <w:t xml:space="preserve"> To use the graphical interface, run “OpenCode for Feniks” (searchable in start bar). To run the terminal interface, open PowerShell, navigate to the root directory of your project and run the command </w:t>
-      </w:r>
+        <w:t xml:space="preserve"> To use the graphical interface, run “</w:t>
+      </w:r>
+      <w:proofErr w:type="spellStart"/>
+      <w:r>
+        <w:t>OpenCode</w:t>
+      </w:r>
+      <w:proofErr w:type="spellEnd"/>
+      <w:r>
+        <w:t xml:space="preserve"> for Feniks” (searchable in start bar). To run the terminal interface, open PowerShell, navigate to the root directory of your project and run the command </w:t>
+      </w:r>
+      <w:proofErr w:type="spellStart"/>
       <w:r>
         <w:rPr>
           <w:i/>
@@ -1156,6 +1165,7 @@
         </w:rPr>
         <w:t>opencode</w:t>
       </w:r>
+      <w:proofErr w:type="spellEnd"/>
       <w:r>
         <w:t>.</w:t>
       </w:r>
@@ -1750,7 +1760,15 @@
       <w:bookmarkStart w:id="20" w:name="X96898861cdb590bc6974684206bcfeddadcd5f2"/>
       <w:bookmarkEnd w:id="19"/>
       <w:r>
-        <w:t>Building the Finance Pages – write-a-prd (Claude 4.5)</w:t>
+        <w:t>Building the Finance Pages – write-a-</w:t>
+      </w:r>
+      <w:proofErr w:type="spellStart"/>
+      <w:r>
+        <w:t>prd</w:t>
+      </w:r>
+      <w:proofErr w:type="spellEnd"/>
+      <w:r>
+        <w:t xml:space="preserve"> (Claude 4.5)</w:t>
       </w:r>
     </w:p>
     <w:p>
@@ -1984,8 +2002,13 @@
       <w:r>
         <w:t xml:space="preserve">These decisions </w:t>
       </w:r>
-      <w:r>
-        <w:t xml:space="preserve">is an example </w:t>
+      <w:proofErr w:type="gramStart"/>
+      <w:r>
+        <w:t>is</w:t>
+      </w:r>
+      <w:proofErr w:type="gramEnd"/>
+      <w:r>
+        <w:t xml:space="preserve"> an example </w:t>
       </w:r>
       <w:r>
         <w:t>of</w:t>
@@ -2033,7 +2056,15 @@
         <w:pStyle w:val="BodyText"/>
       </w:pPr>
       <w:r>
-        <w:t xml:space="preserve">The solution was not a one-time correction but a </w:t>
+        <w:t xml:space="preserve">The solution was not a one-time </w:t>
+      </w:r>
+      <w:proofErr w:type="gramStart"/>
+      <w:r>
+        <w:t>correction</w:t>
+      </w:r>
+      <w:proofErr w:type="gramEnd"/>
+      <w:r>
+        <w:t xml:space="preserve"> but a </w:t>
       </w:r>
       <w:r>
         <w:t>workflow adjustment embedded in the skill itself.</w:t>
@@ -3793,7 +3824,21 @@
         <w:rPr>
           <w:rStyle w:val="NormalTok"/>
         </w:rPr>
-        <w:t>, and config files. Avoid entire directory reads unless explicitly needed for a task.</w:t>
+        <w:t xml:space="preserve">, and config files. Avoid entire directory </w:t>
+      </w:r>
+      <w:proofErr w:type="gramStart"/>
+      <w:r>
+        <w:rPr>
+          <w:rStyle w:val="NormalTok"/>
+        </w:rPr>
+        <w:t>reads</w:t>
+      </w:r>
+      <w:proofErr w:type="gramEnd"/>
+      <w:r>
+        <w:rPr>
+          <w:rStyle w:val="NormalTok"/>
+        </w:rPr>
+        <w:t xml:space="preserve"> unless explicitly needed for a task.</w:t>
       </w:r>
       <w:r>
         <w:br/>
